--- a/briefings/线口监测午报-2026-09-09.docx
+++ b/briefings/线口监测午报-2026-09-09.docx
@@ -22,7 +22,7 @@
           <w:color w:val="888888"/>
           <w:sz w:val="18"/>
         </w:rPr>
-        <w:t>监测窗口:近48小时 | 生成时间:2026-09-09 12:47</w:t>
+        <w:t>监测窗口:近48小时 | 生成时间:2026-09-09 14:00</w:t>
       </w:r>
     </w:p>
     <w:p>
@@ -70,6 +70,108 @@
           <w:color w:val="888888"/>
           <w:sz w:val="24"/>
         </w:rPr>
+        <w:t>奥之心新款 PEN 复古无反相机曝光：2040 万像素 M4/3 画幅，AI 识别对焦</w:t>
+      </w:r>
+    </w:p>
+    <w:p>
+      <w:r>
+        <w:rPr>
+          <w:rFonts w:ascii="Times New Roman" w:hAnsi="Times New Roman" w:eastAsia="宋体"/>
+          <w:color w:val="888888"/>
+          <w:sz w:val="18"/>
+        </w:rPr>
+        <w:t>来源:IT之家 | 时间:09-09 13:33</w:t>
+      </w:r>
+    </w:p>
+    <w:p>
+      <w:r>
+        <w:rPr>
+          <w:rFonts w:ascii="Times New Roman" w:hAnsi="Times New Roman" w:eastAsia="宋体"/>
+          <w:sz w:val="18"/>
+        </w:rPr>
+        <w:t>链接:</w:t>
+      </w:r>
+      <w:hyperlink r:id="rId9">
+        <w:r>
+          <w:rPr>
+            <w:color w:val="0563C1"/>
+            <w:u w:val="single"/>
+          </w:rPr>
+          <w:t>奥之心新款 PEN 复古无反相机曝光：2040 万像素 M4/3 画幅，AI 识别对焦</w:t>
+        </w:r>
+      </w:hyperlink>
+    </w:p>
+    <w:p>
+      <w:pPr>
+        <w:pStyle w:val="Heading3"/>
+      </w:pPr>
+      <w:r>
+        <w:rPr>
+          <w:rFonts w:ascii="Times New Roman" w:hAnsi="Times New Roman" w:eastAsia="黑体"/>
+          <w:b w:val="0"/>
+          <w:color w:val="888888"/>
+          <w:sz w:val="24"/>
+        </w:rPr>
+        <w:t>【C级·参考】</w:t>
+      </w:r>
+      <w:r>
+        <w:rPr>
+          <w:rFonts w:ascii="Times New Roman" w:hAnsi="Times New Roman" w:eastAsia="黑体"/>
+          <w:b w:val="0"/>
+          <w:color w:val="888888"/>
+          <w:sz w:val="24"/>
+        </w:rPr>
+        <w:t>京东启动“京东物理 AI 加速计划”，打造全球最大物理世界运营中心</w:t>
+      </w:r>
+    </w:p>
+    <w:p>
+      <w:r>
+        <w:rPr>
+          <w:rFonts w:ascii="Times New Roman" w:hAnsi="Times New Roman" w:eastAsia="宋体"/>
+          <w:color w:val="888888"/>
+          <w:sz w:val="18"/>
+        </w:rPr>
+        <w:t>来源:IT之家 | 时间:09-09 13:13</w:t>
+      </w:r>
+    </w:p>
+    <w:p>
+      <w:r>
+        <w:rPr>
+          <w:rFonts w:ascii="Times New Roman" w:hAnsi="Times New Roman" w:eastAsia="宋体"/>
+          <w:sz w:val="18"/>
+        </w:rPr>
+        <w:t>链接:</w:t>
+      </w:r>
+      <w:hyperlink r:id="rId10">
+        <w:r>
+          <w:rPr>
+            <w:color w:val="0563C1"/>
+            <w:u w:val="single"/>
+          </w:rPr>
+          <w:t>京东启动“京东物理 AI 加速计划”，打造全球最大物理世界运营中心</w:t>
+        </w:r>
+      </w:hyperlink>
+    </w:p>
+    <w:p>
+      <w:pPr>
+        <w:pStyle w:val="Heading3"/>
+      </w:pPr>
+      <w:r>
+        <w:rPr>
+          <w:rFonts w:ascii="Times New Roman" w:hAnsi="Times New Roman" w:eastAsia="黑体"/>
+          <w:b w:val="0"/>
+          <w:color w:val="888888"/>
+          <w:sz w:val="24"/>
+        </w:rPr>
+        <w:t>【C级·参考】</w:t>
+      </w:r>
+      <w:r>
+        <w:rPr>
+          <w:rFonts w:ascii="Times New Roman" w:hAnsi="Times New Roman" w:eastAsia="黑体"/>
+          <w:b w:val="0"/>
+          <w:color w:val="888888"/>
+          <w:sz w:val="24"/>
+        </w:rPr>
         <w:t>唐家三少痛批“AI 泔水”：网络文学成 AI 洗稿重灾区，48 小时能生成 500 万字</w:t>
       </w:r>
     </w:p>
@@ -91,7 +193,7 @@
         </w:rPr>
         <w:t>链接:</w:t>
       </w:r>
-      <w:hyperlink r:id="rId9">
+      <w:hyperlink r:id="rId11">
         <w:r>
           <w:rPr>
             <w:color w:val="0563C1"/>
@@ -142,7 +244,7 @@
         </w:rPr>
         <w:t>链接:</w:t>
       </w:r>
-      <w:hyperlink r:id="rId10">
+      <w:hyperlink r:id="rId12">
         <w:r>
           <w:rPr>
             <w:color w:val="0563C1"/>
@@ -193,7 +295,7 @@
         </w:rPr>
         <w:t>链接:</w:t>
       </w:r>
-      <w:hyperlink r:id="rId11">
+      <w:hyperlink r:id="rId13">
         <w:r>
           <w:rPr>
             <w:color w:val="0563C1"/>
@@ -244,7 +346,7 @@
         </w:rPr>
         <w:t>链接:</w:t>
       </w:r>
-      <w:hyperlink r:id="rId12">
+      <w:hyperlink r:id="rId14">
         <w:r>
           <w:rPr>
             <w:color w:val="0563C1"/>
@@ -295,7 +397,7 @@
         </w:rPr>
         <w:t>链接:</w:t>
       </w:r>
-      <w:hyperlink r:id="rId13">
+      <w:hyperlink r:id="rId15">
         <w:r>
           <w:rPr>
             <w:color w:val="0563C1"/>
@@ -346,7 +448,7 @@
         </w:rPr>
         <w:t>链接:</w:t>
       </w:r>
-      <w:hyperlink r:id="rId14">
+      <w:hyperlink r:id="rId16">
         <w:r>
           <w:rPr>
             <w:color w:val="0563C1"/>
@@ -397,7 +499,7 @@
         </w:rPr>
         <w:t>链接:</w:t>
       </w:r>
-      <w:hyperlink r:id="rId15">
+      <w:hyperlink r:id="rId17">
         <w:r>
           <w:rPr>
             <w:color w:val="0563C1"/>
@@ -448,7 +550,7 @@
         </w:rPr>
         <w:t>链接:</w:t>
       </w:r>
-      <w:hyperlink r:id="rId16">
+      <w:hyperlink r:id="rId18">
         <w:r>
           <w:rPr>
             <w:color w:val="0563C1"/>
@@ -499,64 +601,13 @@
         </w:rPr>
         <w:t>链接:</w:t>
       </w:r>
-      <w:hyperlink r:id="rId17">
+      <w:hyperlink r:id="rId19">
         <w:r>
           <w:rPr>
             <w:color w:val="0563C1"/>
             <w:u w:val="single"/>
           </w:rPr>
           <w:t>Tao: Open math problems being non-renewably mined by AI</w:t>
-        </w:r>
-      </w:hyperlink>
-    </w:p>
-    <w:p>
-      <w:pPr>
-        <w:pStyle w:val="Heading3"/>
-      </w:pPr>
-      <w:r>
-        <w:rPr>
-          <w:rFonts w:ascii="Times New Roman" w:hAnsi="Times New Roman" w:eastAsia="黑体"/>
-          <w:b w:val="0"/>
-          <w:color w:val="888888"/>
-          <w:sz w:val="24"/>
-        </w:rPr>
-        <w:t>【C级·参考】</w:t>
-      </w:r>
-      <w:r>
-        <w:rPr>
-          <w:rFonts w:ascii="Times New Roman" w:hAnsi="Times New Roman" w:eastAsia="黑体"/>
-          <w:b w:val="0"/>
-          <w:color w:val="888888"/>
-          <w:sz w:val="24"/>
-        </w:rPr>
-        <w:t>影目科技完成近10亿C轮融资，专注于‌AI+AR智能眼镜‌研发</w:t>
-      </w:r>
-    </w:p>
-    <w:p>
-      <w:r>
-        <w:rPr>
-          <w:rFonts w:ascii="Times New Roman" w:hAnsi="Times New Roman" w:eastAsia="宋体"/>
-          <w:color w:val="888888"/>
-          <w:sz w:val="18"/>
-        </w:rPr>
-        <w:t>来源:Bing新闻 | 时间:09-09 03:54</w:t>
-      </w:r>
-    </w:p>
-    <w:p>
-      <w:r>
-        <w:rPr>
-          <w:rFonts w:ascii="Times New Roman" w:hAnsi="Times New Roman" w:eastAsia="宋体"/>
-          <w:sz w:val="18"/>
-        </w:rPr>
-        <w:t>链接:</w:t>
-      </w:r>
-      <w:hyperlink r:id="rId18">
-        <w:r>
-          <w:rPr>
-            <w:color w:val="0563C1"/>
-            <w:u w:val="single"/>
-          </w:rPr>
-          <w:t>影目科技完成近10亿C轮融资，专注于‌AI+AR智能眼镜‌研发</w:t>
         </w:r>
       </w:hyperlink>
     </w:p>
@@ -601,7 +652,7 @@
         </w:rPr>
         <w:t>链接:</w:t>
       </w:r>
-      <w:hyperlink r:id="rId19">
+      <w:hyperlink r:id="rId20">
         <w:r>
           <w:rPr>
             <w:color w:val="0563C1"/>
@@ -652,7 +703,7 @@
         </w:rPr>
         <w:t>链接:</w:t>
       </w:r>
-      <w:hyperlink r:id="rId20">
+      <w:hyperlink r:id="rId21">
         <w:r>
           <w:rPr>
             <w:color w:val="0563C1"/>
@@ -703,7 +754,7 @@
         </w:rPr>
         <w:t>链接:</w:t>
       </w:r>
-      <w:hyperlink r:id="rId21">
+      <w:hyperlink r:id="rId22">
         <w:r>
           <w:rPr>
             <w:color w:val="0563C1"/>
@@ -754,7 +805,7 @@
         </w:rPr>
         <w:t>链接:</w:t>
       </w:r>
-      <w:hyperlink r:id="rId22">
+      <w:hyperlink r:id="rId23">
         <w:r>
           <w:rPr>
             <w:color w:val="0563C1"/>
@@ -805,7 +856,7 @@
         </w:rPr>
         <w:t>链接:</w:t>
       </w:r>
-      <w:hyperlink r:id="rId23">
+      <w:hyperlink r:id="rId24">
         <w:r>
           <w:rPr>
             <w:color w:val="0563C1"/>
@@ -856,7 +907,7 @@
         </w:rPr>
         <w:t>链接:</w:t>
       </w:r>
-      <w:hyperlink r:id="rId24">
+      <w:hyperlink r:id="rId25">
         <w:r>
           <w:rPr>
             <w:color w:val="0563C1"/>
@@ -907,7 +958,7 @@
         </w:rPr>
         <w:t>链接:</w:t>
       </w:r>
-      <w:hyperlink r:id="rId25">
+      <w:hyperlink r:id="rId26">
         <w:r>
           <w:rPr>
             <w:color w:val="0563C1"/>
@@ -916,6 +967,18 @@
           <w:t>AI 眼镜越做越重，有人却在做一副不像AI眼镜的AI眼镜</w:t>
         </w:r>
       </w:hyperlink>
+    </w:p>
+    <w:p>
+      <w:pPr>
+        <w:pStyle w:val="Heading2"/>
+      </w:pPr>
+      <w:r>
+        <w:rPr>
+          <w:rFonts w:ascii="Times New Roman" w:hAnsi="Times New Roman" w:eastAsia="黑体"/>
+          <w:sz w:val="28"/>
+        </w:rPr>
+        <w:t>机器人/AI硬件</w:t>
+      </w:r>
     </w:p>
     <w:p>
       <w:pPr>
@@ -937,7 +1000,7 @@
           <w:color w:val="888888"/>
           <w:sz w:val="24"/>
         </w:rPr>
-        <w:t>一帮中国最牛AI公司，要革3A游戏的命？</w:t>
+        <w:t>京东物流宣布 5 年内采购 300 万台机器人，打造全球最大的机器人维修服务网络</w:t>
       </w:r>
     </w:p>
     <w:p>
@@ -947,7 +1010,7 @@
           <w:color w:val="888888"/>
           <w:sz w:val="18"/>
         </w:rPr>
-        <w:t>来源:GameLook | 时间:09-08 10:00</w:t>
+        <w:t>来源:IT之家 | 时间:09-09 13:21</w:t>
       </w:r>
     </w:p>
     <w:p>
@@ -958,27 +1021,15 @@
         </w:rPr>
         <w:t>链接:</w:t>
       </w:r>
-      <w:hyperlink r:id="rId26">
+      <w:hyperlink r:id="rId27">
         <w:r>
           <w:rPr>
             <w:color w:val="0563C1"/>
             <w:u w:val="single"/>
           </w:rPr>
-          <w:t>一帮中国最牛AI公司，要革3A游戏的命？</w:t>
+          <w:t>京东物流宣布 5 年内采购 300 万台机器人，打造全球最大的机器人维修服务网络</w:t>
         </w:r>
       </w:hyperlink>
-    </w:p>
-    <w:p>
-      <w:pPr>
-        <w:pStyle w:val="Heading2"/>
-      </w:pPr>
-      <w:r>
-        <w:rPr>
-          <w:rFonts w:ascii="Times New Roman" w:hAnsi="Times New Roman" w:eastAsia="黑体"/>
-          <w:sz w:val="28"/>
-        </w:rPr>
-        <w:t>机器人/AI硬件</w:t>
-      </w:r>
     </w:p>
     <w:p>
       <w:pPr>
@@ -1021,7 +1072,7 @@
         </w:rPr>
         <w:t>链接:</w:t>
       </w:r>
-      <w:hyperlink r:id="rId27">
+      <w:hyperlink r:id="rId28">
         <w:r>
           <w:rPr>
             <w:color w:val="0563C1"/>
@@ -1101,7 +1152,7 @@
         </w:rPr>
         <w:t>链接:</w:t>
       </w:r>
-      <w:hyperlink r:id="rId28">
+      <w:hyperlink r:id="rId29">
         <w:r>
           <w:rPr>
             <w:color w:val="0563C1"/>
@@ -1164,7 +1215,7 @@
         </w:rPr>
         <w:t>链接:</w:t>
       </w:r>
-      <w:hyperlink r:id="rId29">
+      <w:hyperlink r:id="rId30">
         <w:r>
           <w:rPr>
             <w:color w:val="0563C1"/>
@@ -1215,7 +1266,7 @@
         </w:rPr>
         <w:t>链接:</w:t>
       </w:r>
-      <w:hyperlink r:id="rId30">
+      <w:hyperlink r:id="rId31">
         <w:r>
           <w:rPr>
             <w:color w:val="0563C1"/>
@@ -1266,7 +1317,7 @@
         </w:rPr>
         <w:t>链接:</w:t>
       </w:r>
-      <w:hyperlink r:id="rId31">
+      <w:hyperlink r:id="rId32">
         <w:r>
           <w:rPr>
             <w:color w:val="0563C1"/>
@@ -1317,7 +1368,7 @@
         </w:rPr>
         <w:t>链接:</w:t>
       </w:r>
-      <w:hyperlink r:id="rId32">
+      <w:hyperlink r:id="rId33">
         <w:r>
           <w:rPr>
             <w:color w:val="0563C1"/>
@@ -1368,7 +1419,7 @@
         </w:rPr>
         <w:t>链接:</w:t>
       </w:r>
-      <w:hyperlink r:id="rId33">
+      <w:hyperlink r:id="rId34">
         <w:r>
           <w:rPr>
             <w:color w:val="0563C1"/>
@@ -1419,7 +1470,7 @@
         </w:rPr>
         <w:t>链接:</w:t>
       </w:r>
-      <w:hyperlink r:id="rId34">
+      <w:hyperlink r:id="rId35">
         <w:r>
           <w:rPr>
             <w:color w:val="0563C1"/>
@@ -1470,7 +1521,7 @@
         </w:rPr>
         <w:t>链接:</w:t>
       </w:r>
-      <w:hyperlink r:id="rId35">
+      <w:hyperlink r:id="rId36">
         <w:r>
           <w:rPr>
             <w:color w:val="0563C1"/>
@@ -1521,7 +1572,7 @@
         </w:rPr>
         <w:t>链接:</w:t>
       </w:r>
-      <w:hyperlink r:id="rId36">
+      <w:hyperlink r:id="rId37">
         <w:r>
           <w:rPr>
             <w:color w:val="0563C1"/>
@@ -1572,64 +1623,13 @@
         </w:rPr>
         <w:t>链接:</w:t>
       </w:r>
-      <w:hyperlink r:id="rId37">
+      <w:hyperlink r:id="rId38">
         <w:r>
           <w:rPr>
             <w:color w:val="0563C1"/>
             <w:u w:val="single"/>
           </w:rPr>
           <w:t>韩文化部拼了“力挺3A与独游”！送钱送办公室、游戏公司贷款直接“贴息担保”</w:t>
-        </w:r>
-      </w:hyperlink>
-    </w:p>
-    <w:p>
-      <w:pPr>
-        <w:pStyle w:val="Heading3"/>
-      </w:pPr>
-      <w:r>
-        <w:rPr>
-          <w:rFonts w:ascii="Times New Roman" w:hAnsi="Times New Roman" w:eastAsia="黑体"/>
-          <w:b w:val="0"/>
-          <w:color w:val="888888"/>
-          <w:sz w:val="24"/>
-        </w:rPr>
-        <w:t>【C级·参考】</w:t>
-      </w:r>
-      <w:r>
-        <w:rPr>
-          <w:rFonts w:ascii="Times New Roman" w:hAnsi="Times New Roman" w:eastAsia="黑体"/>
-          <w:b w:val="0"/>
-          <w:color w:val="888888"/>
-          <w:sz w:val="24"/>
-        </w:rPr>
-        <w:t>“开发者痴迷、玩家劝退”，策划谈真相：战棋游戏如何破局？</w:t>
-      </w:r>
-    </w:p>
-    <w:p>
-      <w:r>
-        <w:rPr>
-          <w:rFonts w:ascii="Times New Roman" w:hAnsi="Times New Roman" w:eastAsia="宋体"/>
-          <w:color w:val="888888"/>
-          <w:sz w:val="18"/>
-        </w:rPr>
-        <w:t>来源:GameLook | 时间:09-08 10:09</w:t>
-      </w:r>
-    </w:p>
-    <w:p>
-      <w:r>
-        <w:rPr>
-          <w:rFonts w:ascii="Times New Roman" w:hAnsi="Times New Roman" w:eastAsia="宋体"/>
-          <w:sz w:val="18"/>
-        </w:rPr>
-        <w:t>链接:</w:t>
-      </w:r>
-      <w:hyperlink r:id="rId38">
-        <w:r>
-          <w:rPr>
-            <w:color w:val="0563C1"/>
-            <w:u w:val="single"/>
-          </w:rPr>
-          <w:t>“开发者痴迷、玩家劝退”，策划谈真相：战棋游戏如何破局？</w:t>
         </w:r>
       </w:hyperlink>
     </w:p>
@@ -1676,7 +1676,7 @@
           <w:rFonts w:ascii="Times New Roman" w:hAnsi="Times New Roman" w:eastAsia="宋体"/>
           <w:sz w:val="18"/>
         </w:rPr>
-        <w:t>IT之家(60)、GameLook(16)、HackerNews(6)、Bing新闻(9)</w:t>
+        <w:t>IT之家(60)、GameLook(15)、HackerNews(5)、Bing新闻(8)</w:t>
       </w:r>
     </w:p>
     <w:p>

--- a/briefings/线口监测午报-2026-09-09.docx
+++ b/briefings/线口监测午报-2026-09-09.docx
@@ -22,7 +22,7 @@
           <w:color w:val="888888"/>
           <w:sz w:val="18"/>
         </w:rPr>
-        <w:t>监测窗口:近48小时 | 生成时间:2026-09-09 14:00</w:t>
+        <w:t>监测窗口:近48小时 | 生成时间:2026-09-09 20:17</w:t>
       </w:r>
     </w:p>
     <w:p>
@@ -70,7 +70,7 @@
           <w:color w:val="888888"/>
           <w:sz w:val="24"/>
         </w:rPr>
-        <w:t>奥之心新款 PEN 复古无反相机曝光：2040 万像素 M4/3 画幅，AI 识别对焦</w:t>
+        <w:t>Anthropic AI 素养研究负责人斯旺森：真正擅长用 AI 的人，应该知道何时不用 AI</w:t>
       </w:r>
     </w:p>
     <w:p>
@@ -80,7 +80,7 @@
           <w:color w:val="888888"/>
           <w:sz w:val="18"/>
         </w:rPr>
-        <w:t>来源:IT之家 | 时间:09-09 13:33</w:t>
+        <w:t>来源:IT之家 | 时间:09-09 19:00</w:t>
       </w:r>
     </w:p>
     <w:p>
@@ -97,7 +97,7 @@
             <w:color w:val="0563C1"/>
             <w:u w:val="single"/>
           </w:rPr>
-          <w:t>奥之心新款 PEN 复古无反相机曝光：2040 万像素 M4/3 画幅，AI 识别对焦</w:t>
+          <w:t>Anthropic AI 素养研究负责人斯旺森：真正擅长用 AI 的人，应该知道何时不用 AI</w:t>
         </w:r>
       </w:hyperlink>
     </w:p>
@@ -121,7 +121,7 @@
           <w:color w:val="888888"/>
           <w:sz w:val="24"/>
         </w:rPr>
-        <w:t>京东启动“京东物理 AI 加速计划”，打造全球最大物理世界运营中心</w:t>
+        <w:t>曝 OpenAI、亚马逊和谷歌考察阿根廷巴塔哥尼亚，谋划大型 AI 数据中心</w:t>
       </w:r>
     </w:p>
     <w:p>
@@ -131,7 +131,7 @@
           <w:color w:val="888888"/>
           <w:sz w:val="18"/>
         </w:rPr>
-        <w:t>来源:IT之家 | 时间:09-09 13:13</w:t>
+        <w:t>来源:IT之家 | 时间:09-09 18:45</w:t>
       </w:r>
     </w:p>
     <w:p>
@@ -148,7 +148,7 @@
             <w:color w:val="0563C1"/>
             <w:u w:val="single"/>
           </w:rPr>
-          <w:t>京东启动“京东物理 AI 加速计划”，打造全球最大物理世界运营中心</w:t>
+          <w:t>曝 OpenAI、亚马逊和谷歌考察阿根廷巴塔哥尼亚，谋划大型 AI 数据中心</w:t>
         </w:r>
       </w:hyperlink>
     </w:p>
@@ -172,7 +172,7 @@
           <w:color w:val="888888"/>
           <w:sz w:val="24"/>
         </w:rPr>
-        <w:t>唐家三少痛批“AI 泔水”：网络文学成 AI 洗稿重灾区，48 小时能生成 500 万字</w:t>
+        <w:t>How An AI math breakthrough ignited a controversy</w:t>
       </w:r>
     </w:p>
     <w:p>
@@ -182,7 +182,7 @@
           <w:color w:val="888888"/>
           <w:sz w:val="18"/>
         </w:rPr>
-        <w:t>来源:IT之家 | 时间:09-09 12:02</w:t>
+        <w:t>来源:Hacker News | 时间:09-09 18:25</w:t>
       </w:r>
     </w:p>
     <w:p>
@@ -199,7 +199,7 @@
             <w:color w:val="0563C1"/>
             <w:u w:val="single"/>
           </w:rPr>
-          <w:t>唐家三少痛批“AI 泔水”：网络文学成 AI 洗稿重灾区，48 小时能生成 500 万字</w:t>
+          <w:t>How An AI math breakthrough ignited a controversy</w:t>
         </w:r>
       </w:hyperlink>
     </w:p>
@@ -223,7 +223,7 @@
           <w:color w:val="888888"/>
           <w:sz w:val="24"/>
         </w:rPr>
-        <w:t>已修复：OpenAI 的 ChatGPT 生图功能出现故障，持续约 7.5 小时</w:t>
+        <w:t>AI 编程推动插件提交量增长，微软更新 Edge 浏览器加载项商店机制为审核“减负”</w:t>
       </w:r>
     </w:p>
     <w:p>
@@ -233,7 +233,7 @@
           <w:color w:val="888888"/>
           <w:sz w:val="18"/>
         </w:rPr>
-        <w:t>来源:IT之家 | 时间:09-09 11:49</w:t>
+        <w:t>来源:IT之家 | 时间:09-09 18:22</w:t>
       </w:r>
     </w:p>
     <w:p>
@@ -250,7 +250,7 @@
             <w:color w:val="0563C1"/>
             <w:u w:val="single"/>
           </w:rPr>
-          <w:t>已修复：OpenAI 的 ChatGPT 生图功能出现故障，持续约 7.5 小时</w:t>
+          <w:t>AI 编程推动插件提交量增长，微软更新 Edge 浏览器加载项商店机制为审核“减负”</w:t>
         </w:r>
       </w:hyperlink>
     </w:p>
@@ -274,7 +274,7 @@
           <w:color w:val="888888"/>
           <w:sz w:val="24"/>
         </w:rPr>
-        <w:t>OpenAI AI 训练版权纠纷案新细节：GPT-5 可代笔乔治 ·R·R· 马丁撰写《冰与火之歌》</w:t>
+        <w:t>联想来酷斗战者 AI NAS 900 系列私有云主机上架：飞牛 fnOS 系统，6999 元起</w:t>
       </w:r>
     </w:p>
     <w:p>
@@ -284,7 +284,7 @@
           <w:color w:val="888888"/>
           <w:sz w:val="18"/>
         </w:rPr>
-        <w:t>来源:IT之家 | 时间:09-09 11:38</w:t>
+        <w:t>来源:IT之家 | 时间:09-09 18:07</w:t>
       </w:r>
     </w:p>
     <w:p>
@@ -301,7 +301,7 @@
             <w:color w:val="0563C1"/>
             <w:u w:val="single"/>
           </w:rPr>
-          <w:t>OpenAI AI 训练版权纠纷案新细节：GPT-5 可代笔乔治 ·R·R· 马丁撰写《冰与火之歌》</w:t>
+          <w:t>联想来酷斗战者 AI NAS 900 系列私有云主机上架：飞牛 fnOS 系统，6999 元起</w:t>
         </w:r>
       </w:hyperlink>
     </w:p>
@@ -325,7 +325,7 @@
           <w:color w:val="888888"/>
           <w:sz w:val="24"/>
         </w:rPr>
-        <w:t>消息称华为 Pura X View、Mate XT 2 非凡大师手机支持端侧本地大模型下载部署</w:t>
+        <w:t>吉卜力工作室制作人铃木敏夫谈“吉卜力风”AI 图：如我所料，大家很快就看腻了</w:t>
       </w:r>
     </w:p>
     <w:p>
@@ -335,7 +335,7 @@
           <w:color w:val="888888"/>
           <w:sz w:val="18"/>
         </w:rPr>
-        <w:t>来源:IT之家 | 时间:09-09 11:37</w:t>
+        <w:t>来源:IT之家 | 时间:09-09 17:47</w:t>
       </w:r>
     </w:p>
     <w:p>
@@ -352,7 +352,7 @@
             <w:color w:val="0563C1"/>
             <w:u w:val="single"/>
           </w:rPr>
-          <w:t>消息称华为 Pura X View、Mate XT 2 非凡大师手机支持端侧本地大模型下载部署</w:t>
+          <w:t>吉卜力工作室制作人铃木敏夫谈“吉卜力风”AI 图：如我所料，大家很快就看腻了</w:t>
         </w:r>
       </w:hyperlink>
     </w:p>
@@ -376,7 +376,7 @@
           <w:color w:val="888888"/>
           <w:sz w:val="24"/>
         </w:rPr>
-        <w:t>京东云宣布与摩尔线程规划建设 10 万卡 AI 工厂</w:t>
+        <w:t>AI 攻克数学难题，纽约大学教授质疑 OpenAI“截胡”其研究成果</w:t>
       </w:r>
     </w:p>
     <w:p>
@@ -386,7 +386,7 @@
           <w:color w:val="888888"/>
           <w:sz w:val="18"/>
         </w:rPr>
-        <w:t>来源:IT之家 | 时间:09-09 11:24</w:t>
+        <w:t>来源:IT之家 | 时间:09-09 17:34</w:t>
       </w:r>
     </w:p>
     <w:p>
@@ -403,7 +403,7 @@
             <w:color w:val="0563C1"/>
             <w:u w:val="single"/>
           </w:rPr>
-          <w:t>京东云宣布与摩尔线程规划建设 10 万卡 AI 工厂</w:t>
+          <w:t>AI 攻克数学难题，纽约大学教授质疑 OpenAI“截胡”其研究成果</w:t>
         </w:r>
       </w:hyperlink>
     </w:p>
@@ -427,7 +427,7 @@
           <w:color w:val="888888"/>
           <w:sz w:val="24"/>
         </w:rPr>
-        <w:t>曹操出行与豆包联合推出 AI 打车服务，能一句话选车、设置空调温度等</w:t>
+        <w:t>硅谷知名风投 A16z 合伙人：AI 不会制造“永久底层阶级”，大家不必过度担忧</w:t>
       </w:r>
     </w:p>
     <w:p>
@@ -437,7 +437,7 @@
           <w:color w:val="888888"/>
           <w:sz w:val="18"/>
         </w:rPr>
-        <w:t>来源:IT之家 | 时间:09-09 10:57</w:t>
+        <w:t>来源:IT之家 | 时间:09-09 17:34</w:t>
       </w:r>
     </w:p>
     <w:p>
@@ -454,7 +454,7 @@
             <w:color w:val="0563C1"/>
             <w:u w:val="single"/>
           </w:rPr>
-          <w:t>曹操出行与豆包联合推出 AI 打车服务，能一句话选车、设置空调温度等</w:t>
+          <w:t>硅谷知名风投 A16z 合伙人：AI 不会制造“永久底层阶级”，大家不必过度担忧</w:t>
         </w:r>
       </w:hyperlink>
     </w:p>
@@ -478,7 +478,7 @@
           <w:color w:val="888888"/>
           <w:sz w:val="24"/>
         </w:rPr>
-        <w:t>抢单“物理外挂”被判赔 300 万元：最高法发布 9 件反不正当竞争典型案例，涵盖 AI、直播电商等新兴领域</w:t>
+        <w:t>Suno 发布 v6 系列 AI 音乐模型，新增多项能力</w:t>
       </w:r>
     </w:p>
     <w:p>
@@ -488,7 +488,7 @@
           <w:color w:val="888888"/>
           <w:sz w:val="18"/>
         </w:rPr>
-        <w:t>来源:IT之家 | 时间:09-09 10:13</w:t>
+        <w:t>来源:IT之家 | 时间:09-09 17:33</w:t>
       </w:r>
     </w:p>
     <w:p>
@@ -505,7 +505,415 @@
             <w:color w:val="0563C1"/>
             <w:u w:val="single"/>
           </w:rPr>
-          <w:t>抢单“物理外挂”被判赔 300 万元：最高法发布 9 件反不正当竞争典型案例，涵盖 AI、直播电商等新兴领域</w:t>
+          <w:t>Suno 发布 v6 系列 AI 音乐模型，新增多项能力</w:t>
+        </w:r>
+      </w:hyperlink>
+    </w:p>
+    <w:p>
+      <w:pPr>
+        <w:pStyle w:val="Heading3"/>
+      </w:pPr>
+      <w:r>
+        <w:rPr>
+          <w:rFonts w:ascii="Times New Roman" w:hAnsi="Times New Roman" w:eastAsia="黑体"/>
+          <w:b w:val="0"/>
+          <w:color w:val="888888"/>
+          <w:sz w:val="24"/>
+        </w:rPr>
+        <w:t>【C级·参考】</w:t>
+      </w:r>
+      <w:r>
+        <w:rPr>
+          <w:rFonts w:ascii="Times New Roman" w:hAnsi="Times New Roman" w:eastAsia="黑体"/>
+          <w:b w:val="0"/>
+          <w:color w:val="888888"/>
+          <w:sz w:val="24"/>
+        </w:rPr>
+        <w:t>软银将提前偿还 259 亿美元过桥贷款，拟通过发债等方式为 OpenAI 投资再融资</w:t>
+      </w:r>
+    </w:p>
+    <w:p>
+      <w:r>
+        <w:rPr>
+          <w:rFonts w:ascii="Times New Roman" w:hAnsi="Times New Roman" w:eastAsia="宋体"/>
+          <w:color w:val="888888"/>
+          <w:sz w:val="18"/>
+        </w:rPr>
+        <w:t>来源:IT之家 | 时间:09-09 17:03</w:t>
+      </w:r>
+    </w:p>
+    <w:p>
+      <w:r>
+        <w:rPr>
+          <w:rFonts w:ascii="Times New Roman" w:hAnsi="Times New Roman" w:eastAsia="宋体"/>
+          <w:sz w:val="18"/>
+        </w:rPr>
+        <w:t>链接:</w:t>
+      </w:r>
+      <w:hyperlink r:id="rId18">
+        <w:r>
+          <w:rPr>
+            <w:color w:val="0563C1"/>
+            <w:u w:val="single"/>
+          </w:rPr>
+          <w:t>软银将提前偿还 259 亿美元过桥贷款，拟通过发债等方式为 OpenAI 投资再融资</w:t>
+        </w:r>
+      </w:hyperlink>
+    </w:p>
+    <w:p>
+      <w:pPr>
+        <w:pStyle w:val="Heading3"/>
+      </w:pPr>
+      <w:r>
+        <w:rPr>
+          <w:rFonts w:ascii="Times New Roman" w:hAnsi="Times New Roman" w:eastAsia="黑体"/>
+          <w:b w:val="0"/>
+          <w:color w:val="888888"/>
+          <w:sz w:val="24"/>
+        </w:rPr>
+        <w:t>【C级·参考】</w:t>
+      </w:r>
+      <w:r>
+        <w:rPr>
+          <w:rFonts w:ascii="Times New Roman" w:hAnsi="Times New Roman" w:eastAsia="黑体"/>
+          <w:b w:val="0"/>
+          <w:color w:val="888888"/>
+          <w:sz w:val="24"/>
+        </w:rPr>
+        <w:t>韩企 HyperAccel 4nm AI 芯片 Bertha 量产，面向数据中心推理用途</w:t>
+      </w:r>
+    </w:p>
+    <w:p>
+      <w:r>
+        <w:rPr>
+          <w:rFonts w:ascii="Times New Roman" w:hAnsi="Times New Roman" w:eastAsia="宋体"/>
+          <w:color w:val="888888"/>
+          <w:sz w:val="18"/>
+        </w:rPr>
+        <w:t>来源:IT之家 | 时间:09-09 16:47</w:t>
+      </w:r>
+    </w:p>
+    <w:p>
+      <w:r>
+        <w:rPr>
+          <w:rFonts w:ascii="Times New Roman" w:hAnsi="Times New Roman" w:eastAsia="宋体"/>
+          <w:sz w:val="18"/>
+        </w:rPr>
+        <w:t>链接:</w:t>
+      </w:r>
+      <w:hyperlink r:id="rId19">
+        <w:r>
+          <w:rPr>
+            <w:color w:val="0563C1"/>
+            <w:u w:val="single"/>
+          </w:rPr>
+          <w:t>韩企 HyperAccel 4nm AI 芯片 Bertha 量产，面向数据中心推理用途</w:t>
+        </w:r>
+      </w:hyperlink>
+    </w:p>
+    <w:p>
+      <w:pPr>
+        <w:pStyle w:val="Heading3"/>
+      </w:pPr>
+      <w:r>
+        <w:rPr>
+          <w:rFonts w:ascii="Times New Roman" w:hAnsi="Times New Roman" w:eastAsia="黑体"/>
+          <w:b w:val="0"/>
+          <w:color w:val="888888"/>
+          <w:sz w:val="24"/>
+        </w:rPr>
+        <w:t>【C级·参考】</w:t>
+      </w:r>
+      <w:r>
+        <w:rPr>
+          <w:rFonts w:ascii="Times New Roman" w:hAnsi="Times New Roman" w:eastAsia="黑体"/>
+          <w:b w:val="0"/>
+          <w:color w:val="888888"/>
+          <w:sz w:val="24"/>
+        </w:rPr>
+        <w:t>GPT-6 Astra 需求空前，OpenAI 称必要时会暂停 Pro 新增订阅</w:t>
+      </w:r>
+    </w:p>
+    <w:p>
+      <w:r>
+        <w:rPr>
+          <w:rFonts w:ascii="Times New Roman" w:hAnsi="Times New Roman" w:eastAsia="宋体"/>
+          <w:color w:val="888888"/>
+          <w:sz w:val="18"/>
+        </w:rPr>
+        <w:t>来源:IT之家 | 时间:09-09 16:36</w:t>
+      </w:r>
+    </w:p>
+    <w:p>
+      <w:r>
+        <w:rPr>
+          <w:rFonts w:ascii="Times New Roman" w:hAnsi="Times New Roman" w:eastAsia="宋体"/>
+          <w:sz w:val="18"/>
+        </w:rPr>
+        <w:t>链接:</w:t>
+      </w:r>
+      <w:hyperlink r:id="rId20">
+        <w:r>
+          <w:rPr>
+            <w:color w:val="0563C1"/>
+            <w:u w:val="single"/>
+          </w:rPr>
+          <w:t>GPT-6 Astra 需求空前，OpenAI 称必要时会暂停 Pro 新增订阅</w:t>
+        </w:r>
+      </w:hyperlink>
+    </w:p>
+    <w:p>
+      <w:pPr>
+        <w:pStyle w:val="Heading3"/>
+      </w:pPr>
+      <w:r>
+        <w:rPr>
+          <w:rFonts w:ascii="Times New Roman" w:hAnsi="Times New Roman" w:eastAsia="黑体"/>
+          <w:b w:val="0"/>
+          <w:color w:val="888888"/>
+          <w:sz w:val="24"/>
+        </w:rPr>
+        <w:t>【C级·参考】</w:t>
+      </w:r>
+      <w:r>
+        <w:rPr>
+          <w:rFonts w:ascii="Times New Roman" w:hAnsi="Times New Roman" w:eastAsia="黑体"/>
+          <w:b w:val="0"/>
+          <w:color w:val="888888"/>
+          <w:sz w:val="24"/>
+        </w:rPr>
+        <w:t>OpenAI 奥尔特曼传记影片《Artificial》首支预告公开，展示“地堡”场景</w:t>
+      </w:r>
+    </w:p>
+    <w:p>
+      <w:r>
+        <w:rPr>
+          <w:rFonts w:ascii="Times New Roman" w:hAnsi="Times New Roman" w:eastAsia="宋体"/>
+          <w:color w:val="888888"/>
+          <w:sz w:val="18"/>
+        </w:rPr>
+        <w:t>来源:IT之家 | 时间:09-09 16:36</w:t>
+      </w:r>
+    </w:p>
+    <w:p>
+      <w:r>
+        <w:rPr>
+          <w:rFonts w:ascii="Times New Roman" w:hAnsi="Times New Roman" w:eastAsia="宋体"/>
+          <w:sz w:val="18"/>
+        </w:rPr>
+        <w:t>链接:</w:t>
+      </w:r>
+      <w:hyperlink r:id="rId21">
+        <w:r>
+          <w:rPr>
+            <w:color w:val="0563C1"/>
+            <w:u w:val="single"/>
+          </w:rPr>
+          <w:t>OpenAI 奥尔特曼传记影片《Artificial》首支预告公开，展示“地堡”场景</w:t>
+        </w:r>
+      </w:hyperlink>
+    </w:p>
+    <w:p>
+      <w:pPr>
+        <w:pStyle w:val="Heading3"/>
+      </w:pPr>
+      <w:r>
+        <w:rPr>
+          <w:rFonts w:ascii="Times New Roman" w:hAnsi="Times New Roman" w:eastAsia="黑体"/>
+          <w:b w:val="0"/>
+          <w:color w:val="888888"/>
+          <w:sz w:val="24"/>
+        </w:rPr>
+        <w:t>【C级·参考】</w:t>
+      </w:r>
+      <w:r>
+        <w:rPr>
+          <w:rFonts w:ascii="Times New Roman" w:hAnsi="Times New Roman" w:eastAsia="黑体"/>
+          <w:b w:val="0"/>
+          <w:color w:val="888888"/>
+          <w:sz w:val="24"/>
+        </w:rPr>
+        <w:t>AZZA 推出 AI 工作站机箱 TRAIL，支持塔式 / 机架部署</w:t>
+      </w:r>
+    </w:p>
+    <w:p>
+      <w:r>
+        <w:rPr>
+          <w:rFonts w:ascii="Times New Roman" w:hAnsi="Times New Roman" w:eastAsia="宋体"/>
+          <w:color w:val="888888"/>
+          <w:sz w:val="18"/>
+        </w:rPr>
+        <w:t>来源:IT之家 | 时间:09-09 16:06</w:t>
+      </w:r>
+    </w:p>
+    <w:p>
+      <w:r>
+        <w:rPr>
+          <w:rFonts w:ascii="Times New Roman" w:hAnsi="Times New Roman" w:eastAsia="宋体"/>
+          <w:sz w:val="18"/>
+        </w:rPr>
+        <w:t>链接:</w:t>
+      </w:r>
+      <w:hyperlink r:id="rId22">
+        <w:r>
+          <w:rPr>
+            <w:color w:val="0563C1"/>
+            <w:u w:val="single"/>
+          </w:rPr>
+          <w:t>AZZA 推出 AI 工作站机箱 TRAIL，支持塔式 / 机架部署</w:t>
+        </w:r>
+      </w:hyperlink>
+    </w:p>
+    <w:p>
+      <w:pPr>
+        <w:pStyle w:val="Heading3"/>
+      </w:pPr>
+      <w:r>
+        <w:rPr>
+          <w:rFonts w:ascii="Times New Roman" w:hAnsi="Times New Roman" w:eastAsia="黑体"/>
+          <w:b w:val="0"/>
+          <w:color w:val="888888"/>
+          <w:sz w:val="24"/>
+        </w:rPr>
+        <w:t>【C级·参考】</w:t>
+      </w:r>
+      <w:r>
+        <w:rPr>
+          <w:rFonts w:ascii="Times New Roman" w:hAnsi="Times New Roman" w:eastAsia="黑体"/>
+          <w:b w:val="0"/>
+          <w:color w:val="888888"/>
+          <w:sz w:val="24"/>
+        </w:rPr>
+        <w:t>“Tweet” and the bird logo apparently enter the public domain</w:t>
+      </w:r>
+    </w:p>
+    <w:p>
+      <w:r>
+        <w:rPr>
+          <w:rFonts w:ascii="Times New Roman" w:hAnsi="Times New Roman" w:eastAsia="宋体"/>
+          <w:color w:val="888888"/>
+          <w:sz w:val="18"/>
+        </w:rPr>
+        <w:t>来源:Hacker News | 时间:09-09 14:02</w:t>
+      </w:r>
+    </w:p>
+    <w:p>
+      <w:r>
+        <w:rPr>
+          <w:rFonts w:ascii="Times New Roman" w:hAnsi="Times New Roman" w:eastAsia="宋体"/>
+          <w:sz w:val="18"/>
+        </w:rPr>
+        <w:t>链接:</w:t>
+      </w:r>
+      <w:hyperlink r:id="rId23">
+        <w:r>
+          <w:rPr>
+            <w:color w:val="0563C1"/>
+            <w:u w:val="single"/>
+          </w:rPr>
+          <w:t>“Tweet” and the bird logo apparently enter the public domain</w:t>
+        </w:r>
+      </w:hyperlink>
+    </w:p>
+    <w:p>
+      <w:pPr>
+        <w:pStyle w:val="Heading3"/>
+      </w:pPr>
+      <w:r>
+        <w:rPr>
+          <w:rFonts w:ascii="Times New Roman" w:hAnsi="Times New Roman" w:eastAsia="黑体"/>
+          <w:b w:val="0"/>
+          <w:color w:val="888888"/>
+          <w:sz w:val="24"/>
+        </w:rPr>
+        <w:t>【C级·参考】</w:t>
+      </w:r>
+      <w:r>
+        <w:rPr>
+          <w:rFonts w:ascii="Times New Roman" w:hAnsi="Times New Roman" w:eastAsia="黑体"/>
+          <w:b w:val="0"/>
+          <w:color w:val="888888"/>
+          <w:sz w:val="24"/>
+        </w:rPr>
+        <w:t>从巨头独舞到多方入局：眼镜展上，藏着AI眼镜的四种玩法</w:t>
+      </w:r>
+    </w:p>
+    <w:p>
+      <w:r>
+        <w:rPr>
+          <w:rFonts w:ascii="Times New Roman" w:hAnsi="Times New Roman" w:eastAsia="宋体"/>
+          <w:color w:val="888888"/>
+          <w:sz w:val="18"/>
+        </w:rPr>
+        <w:t>来源:Bing新闻 | 时间:09-09 11:37</w:t>
+      </w:r>
+    </w:p>
+    <w:p>
+      <w:r>
+        <w:rPr>
+          <w:rFonts w:ascii="Times New Roman" w:hAnsi="Times New Roman" w:eastAsia="宋体"/>
+          <w:sz w:val="18"/>
+        </w:rPr>
+        <w:t>链接:</w:t>
+      </w:r>
+      <w:hyperlink r:id="rId24">
+        <w:r>
+          <w:rPr>
+            <w:color w:val="0563C1"/>
+            <w:u w:val="single"/>
+          </w:rPr>
+          <w:t>从巨头独舞到多方入局：眼镜展上，藏着AI眼镜的四种玩法</w:t>
+        </w:r>
+      </w:hyperlink>
+    </w:p>
+    <w:p>
+      <w:pPr>
+        <w:pStyle w:val="Heading3"/>
+      </w:pPr>
+      <w:r>
+        <w:rPr>
+          <w:rFonts w:ascii="Times New Roman" w:hAnsi="Times New Roman" w:eastAsia="黑体"/>
+          <w:b w:val="0"/>
+          <w:color w:val="888888"/>
+          <w:sz w:val="24"/>
+        </w:rPr>
+        <w:t>【C级·参考】</w:t>
+      </w:r>
+      <w:r>
+        <w:rPr>
+          <w:rFonts w:ascii="Times New Roman" w:hAnsi="Times New Roman" w:eastAsia="黑体"/>
+          <w:b w:val="0"/>
+          <w:color w:val="888888"/>
+          <w:sz w:val="24"/>
+        </w:rPr>
+        <w:t>AI眼镜突然卖不动了 7月销量骤降引发关注</w:t>
+      </w:r>
+    </w:p>
+    <w:p>
+      <w:r>
+        <w:rPr>
+          <w:rFonts w:ascii="Times New Roman" w:hAnsi="Times New Roman" w:eastAsia="宋体"/>
+          <w:color w:val="888888"/>
+          <w:sz w:val="18"/>
+        </w:rPr>
+        <w:t>来源:Bing新闻 | 时间:09-09 10:57</w:t>
+      </w:r>
+    </w:p>
+    <w:p>
+      <w:r>
+        <w:rPr>
+          <w:rFonts w:ascii="Times New Roman" w:hAnsi="Times New Roman" w:eastAsia="宋体"/>
+          <w:sz w:val="18"/>
+        </w:rPr>
+        <w:t>链接:</w:t>
+      </w:r>
+      <w:hyperlink r:id="rId25">
+        <w:r>
+          <w:rPr>
+            <w:color w:val="0563C1"/>
+            <w:u w:val="single"/>
+          </w:rPr>
+          <w:t>AI眼镜突然卖不动了 7月销量骤降引发关注</w:t>
         </w:r>
       </w:hyperlink>
     </w:p>
@@ -550,13 +958,64 @@
         </w:rPr>
         <w:t>链接:</w:t>
       </w:r>
-      <w:hyperlink r:id="rId18">
+      <w:hyperlink r:id="rId26">
         <w:r>
           <w:rPr>
             <w:color w:val="0563C1"/>
             <w:u w:val="single"/>
           </w:rPr>
           <w:t>开发者集体吐槽：“AI搞乱我的游戏代码、架构一团糟”，同行：“别让AI放飞自我”</w:t>
+        </w:r>
+      </w:hyperlink>
+    </w:p>
+    <w:p>
+      <w:pPr>
+        <w:pStyle w:val="Heading3"/>
+      </w:pPr>
+      <w:r>
+        <w:rPr>
+          <w:rFonts w:ascii="Times New Roman" w:hAnsi="Times New Roman" w:eastAsia="黑体"/>
+          <w:b w:val="0"/>
+          <w:color w:val="888888"/>
+          <w:sz w:val="24"/>
+        </w:rPr>
+        <w:t>【C级·参考】</w:t>
+      </w:r>
+      <w:r>
+        <w:rPr>
+          <w:rFonts w:ascii="Times New Roman" w:hAnsi="Times New Roman" w:eastAsia="黑体"/>
+          <w:b w:val="0"/>
+          <w:color w:val="888888"/>
+          <w:sz w:val="24"/>
+        </w:rPr>
+        <w:t>智能体“入镜”，AI眼镜悄然开启下一程</w:t>
+      </w:r>
+    </w:p>
+    <w:p>
+      <w:r>
+        <w:rPr>
+          <w:rFonts w:ascii="Times New Roman" w:hAnsi="Times New Roman" w:eastAsia="宋体"/>
+          <w:color w:val="888888"/>
+          <w:sz w:val="18"/>
+        </w:rPr>
+        <w:t>来源:Bing新闻 | 时间:09-09 09:03</w:t>
+      </w:r>
+    </w:p>
+    <w:p>
+      <w:r>
+        <w:rPr>
+          <w:rFonts w:ascii="Times New Roman" w:hAnsi="Times New Roman" w:eastAsia="宋体"/>
+          <w:sz w:val="18"/>
+        </w:rPr>
+        <w:t>链接:</w:t>
+      </w:r>
+      <w:hyperlink r:id="rId27">
+        <w:r>
+          <w:rPr>
+            <w:color w:val="0563C1"/>
+            <w:u w:val="single"/>
+          </w:rPr>
+          <w:t>智能体“入镜”，AI眼镜悄然开启下一程</w:t>
         </w:r>
       </w:hyperlink>
     </w:p>
@@ -601,7 +1060,7 @@
         </w:rPr>
         <w:t>链接:</w:t>
       </w:r>
-      <w:hyperlink r:id="rId19">
+      <w:hyperlink r:id="rId28">
         <w:r>
           <w:rPr>
             <w:color w:val="0563C1"/>
@@ -631,7 +1090,7 @@
           <w:color w:val="888888"/>
           <w:sz w:val="24"/>
         </w:rPr>
-        <w:t>Muse – Meta’s personal AI agent</w:t>
+        <w:t>阿里创投、博裕创投、联想创投先后下注，AI眼镜的“第三条路”有何不同？</w:t>
       </w:r>
     </w:p>
     <w:p>
@@ -641,7 +1100,7 @@
           <w:color w:val="888888"/>
           <w:sz w:val="18"/>
         </w:rPr>
-        <w:t>来源:Hacker News | 时间:09-09 03:25</w:t>
+        <w:t>来源:Bing新闻 | 时间:09-09 04:33</w:t>
       </w:r>
     </w:p>
     <w:p>
@@ -652,319 +1111,13 @@
         </w:rPr>
         <w:t>链接:</w:t>
       </w:r>
-      <w:hyperlink r:id="rId20">
+      <w:hyperlink r:id="rId29">
         <w:r>
           <w:rPr>
             <w:color w:val="0563C1"/>
             <w:u w:val="single"/>
           </w:rPr>
-          <w:t>Muse – Meta’s personal AI agent</w:t>
-        </w:r>
-      </w:hyperlink>
-    </w:p>
-    <w:p>
-      <w:pPr>
-        <w:pStyle w:val="Heading3"/>
-      </w:pPr>
-      <w:r>
-        <w:rPr>
-          <w:rFonts w:ascii="Times New Roman" w:hAnsi="Times New Roman" w:eastAsia="黑体"/>
-          <w:b w:val="0"/>
-          <w:color w:val="888888"/>
-          <w:sz w:val="24"/>
-        </w:rPr>
-        <w:t>【C级·参考】</w:t>
-      </w:r>
-      <w:r>
-        <w:rPr>
-          <w:rFonts w:ascii="Times New Roman" w:hAnsi="Times New Roman" w:eastAsia="黑体"/>
-          <w:b w:val="0"/>
-          <w:color w:val="888888"/>
-          <w:sz w:val="24"/>
-        </w:rPr>
-        <w:t>从AI眼镜到智能机器人，热点科技在CICE 2026呈现AI消费电子新场景</w:t>
-      </w:r>
-    </w:p>
-    <w:p>
-      <w:r>
-        <w:rPr>
-          <w:rFonts w:ascii="Times New Roman" w:hAnsi="Times New Roman" w:eastAsia="宋体"/>
-          <w:color w:val="888888"/>
-          <w:sz w:val="18"/>
-        </w:rPr>
-        <w:t>来源:Bing新闻 | 时间:09-08 22:41</w:t>
-      </w:r>
-    </w:p>
-    <w:p>
-      <w:r>
-        <w:rPr>
-          <w:rFonts w:ascii="Times New Roman" w:hAnsi="Times New Roman" w:eastAsia="宋体"/>
-          <w:sz w:val="18"/>
-        </w:rPr>
-        <w:t>链接:</w:t>
-      </w:r>
-      <w:hyperlink r:id="rId21">
-        <w:r>
-          <w:rPr>
-            <w:color w:val="0563C1"/>
-            <w:u w:val="single"/>
-          </w:rPr>
-          <w:t>从AI眼镜到智能机器人，热点科技在CICE 2026呈现AI消费电子新场景</w:t>
-        </w:r>
-      </w:hyperlink>
-    </w:p>
-    <w:p>
-      <w:pPr>
-        <w:pStyle w:val="Heading3"/>
-      </w:pPr>
-      <w:r>
-        <w:rPr>
-          <w:rFonts w:ascii="Times New Roman" w:hAnsi="Times New Roman" w:eastAsia="黑体"/>
-          <w:b w:val="0"/>
-          <w:color w:val="888888"/>
-          <w:sz w:val="24"/>
-        </w:rPr>
-        <w:t>【C级·参考】</w:t>
-      </w:r>
-      <w:r>
-        <w:rPr>
-          <w:rFonts w:ascii="Times New Roman" w:hAnsi="Times New Roman" w:eastAsia="黑体"/>
-          <w:b w:val="0"/>
-          <w:color w:val="888888"/>
-          <w:sz w:val="24"/>
-        </w:rPr>
-        <w:t>AI眼镜突然卖不动了 7月销量骤降引发关注</w:t>
-      </w:r>
-    </w:p>
-    <w:p>
-      <w:r>
-        <w:rPr>
-          <w:rFonts w:ascii="Times New Roman" w:hAnsi="Times New Roman" w:eastAsia="宋体"/>
-          <w:color w:val="888888"/>
-          <w:sz w:val="18"/>
-        </w:rPr>
-        <w:t>来源:Bing新闻 | 时间:09-08 20:58</w:t>
-      </w:r>
-    </w:p>
-    <w:p>
-      <w:r>
-        <w:rPr>
-          <w:rFonts w:ascii="Times New Roman" w:hAnsi="Times New Roman" w:eastAsia="宋体"/>
-          <w:sz w:val="18"/>
-        </w:rPr>
-        <w:t>链接:</w:t>
-      </w:r>
-      <w:hyperlink r:id="rId22">
-        <w:r>
-          <w:rPr>
-            <w:color w:val="0563C1"/>
-            <w:u w:val="single"/>
-          </w:rPr>
-          <w:t>AI眼镜突然卖不动了 7月销量骤降引发关注</w:t>
-        </w:r>
-      </w:hyperlink>
-    </w:p>
-    <w:p>
-      <w:pPr>
-        <w:pStyle w:val="Heading3"/>
-      </w:pPr>
-      <w:r>
-        <w:rPr>
-          <w:rFonts w:ascii="Times New Roman" w:hAnsi="Times New Roman" w:eastAsia="黑体"/>
-          <w:b w:val="0"/>
-          <w:color w:val="888888"/>
-          <w:sz w:val="24"/>
-        </w:rPr>
-        <w:t>【C级·参考】</w:t>
-      </w:r>
-      <w:r>
-        <w:rPr>
-          <w:rFonts w:ascii="Times New Roman" w:hAnsi="Times New Roman" w:eastAsia="黑体"/>
-          <w:b w:val="0"/>
-          <w:color w:val="888888"/>
-          <w:sz w:val="24"/>
-        </w:rPr>
-        <w:t>智能体“入镜”，AI眼镜悄然开启下一程</w:t>
-      </w:r>
-    </w:p>
-    <w:p>
-      <w:r>
-        <w:rPr>
-          <w:rFonts w:ascii="Times New Roman" w:hAnsi="Times New Roman" w:eastAsia="宋体"/>
-          <w:color w:val="888888"/>
-          <w:sz w:val="18"/>
-        </w:rPr>
-        <w:t>来源:Bing新闻 | 时间:09-08 19:03</w:t>
-      </w:r>
-    </w:p>
-    <w:p>
-      <w:r>
-        <w:rPr>
-          <w:rFonts w:ascii="Times New Roman" w:hAnsi="Times New Roman" w:eastAsia="宋体"/>
-          <w:sz w:val="18"/>
-        </w:rPr>
-        <w:t>链接:</w:t>
-      </w:r>
-      <w:hyperlink r:id="rId23">
-        <w:r>
-          <w:rPr>
-            <w:color w:val="0563C1"/>
-            <w:u w:val="single"/>
-          </w:rPr>
-          <w:t>智能体“入镜”，AI眼镜悄然开启下一程</w:t>
-        </w:r>
-      </w:hyperlink>
-    </w:p>
-    <w:p>
-      <w:pPr>
-        <w:pStyle w:val="Heading3"/>
-      </w:pPr>
-      <w:r>
-        <w:rPr>
-          <w:rFonts w:ascii="Times New Roman" w:hAnsi="Times New Roman" w:eastAsia="黑体"/>
-          <w:b w:val="0"/>
-          <w:color w:val="888888"/>
-          <w:sz w:val="24"/>
-        </w:rPr>
-        <w:t>【C级·参考】</w:t>
-      </w:r>
-      <w:r>
-        <w:rPr>
-          <w:rFonts w:ascii="Times New Roman" w:hAnsi="Times New Roman" w:eastAsia="黑体"/>
-          <w:b w:val="0"/>
-          <w:color w:val="888888"/>
-          <w:sz w:val="24"/>
-        </w:rPr>
-        <w:t>AI眼镜，突然卖不动了？</w:t>
-      </w:r>
-    </w:p>
-    <w:p>
-      <w:r>
-        <w:rPr>
-          <w:rFonts w:ascii="Times New Roman" w:hAnsi="Times New Roman" w:eastAsia="宋体"/>
-          <w:color w:val="888888"/>
-          <w:sz w:val="18"/>
-        </w:rPr>
-        <w:t>来源:Bing新闻 | 时间:09-08 19:02</w:t>
-      </w:r>
-    </w:p>
-    <w:p>
-      <w:r>
-        <w:rPr>
-          <w:rFonts w:ascii="Times New Roman" w:hAnsi="Times New Roman" w:eastAsia="宋体"/>
-          <w:sz w:val="18"/>
-        </w:rPr>
-        <w:t>链接:</w:t>
-      </w:r>
-      <w:hyperlink r:id="rId24">
-        <w:r>
-          <w:rPr>
-            <w:color w:val="0563C1"/>
-            <w:u w:val="single"/>
-          </w:rPr>
-          <w:t>AI眼镜，突然卖不动了？</w:t>
-        </w:r>
-      </w:hyperlink>
-    </w:p>
-    <w:p>
-      <w:pPr>
-        <w:pStyle w:val="Heading3"/>
-      </w:pPr>
-      <w:r>
-        <w:rPr>
-          <w:rFonts w:ascii="Times New Roman" w:hAnsi="Times New Roman" w:eastAsia="黑体"/>
-          <w:b w:val="0"/>
-          <w:color w:val="888888"/>
-          <w:sz w:val="24"/>
-        </w:rPr>
-        <w:t>【C级·参考】</w:t>
-      </w:r>
-      <w:r>
-        <w:rPr>
-          <w:rFonts w:ascii="Times New Roman" w:hAnsi="Times New Roman" w:eastAsia="黑体"/>
-          <w:b w:val="0"/>
-          <w:color w:val="888888"/>
-          <w:sz w:val="24"/>
-        </w:rPr>
-        <w:t>AI眼镜进入自有品牌矩阵，康冠科技的增长边界正在外移</w:t>
-      </w:r>
-    </w:p>
-    <w:p>
-      <w:r>
-        <w:rPr>
-          <w:rFonts w:ascii="Times New Roman" w:hAnsi="Times New Roman" w:eastAsia="宋体"/>
-          <w:color w:val="888888"/>
-          <w:sz w:val="18"/>
-        </w:rPr>
-        <w:t>来源:Bing新闻 | 时间:09-08 18:01</w:t>
-      </w:r>
-    </w:p>
-    <w:p>
-      <w:r>
-        <w:rPr>
-          <w:rFonts w:ascii="Times New Roman" w:hAnsi="Times New Roman" w:eastAsia="宋体"/>
-          <w:sz w:val="18"/>
-        </w:rPr>
-        <w:t>链接:</w:t>
-      </w:r>
-      <w:hyperlink r:id="rId25">
-        <w:r>
-          <w:rPr>
-            <w:color w:val="0563C1"/>
-            <w:u w:val="single"/>
-          </w:rPr>
-          <w:t>AI眼镜进入自有品牌矩阵，康冠科技的增长边界正在外移</w:t>
-        </w:r>
-      </w:hyperlink>
-    </w:p>
-    <w:p>
-      <w:pPr>
-        <w:pStyle w:val="Heading3"/>
-      </w:pPr>
-      <w:r>
-        <w:rPr>
-          <w:rFonts w:ascii="Times New Roman" w:hAnsi="Times New Roman" w:eastAsia="黑体"/>
-          <w:b w:val="0"/>
-          <w:color w:val="888888"/>
-          <w:sz w:val="24"/>
-        </w:rPr>
-        <w:t>【C级·参考】</w:t>
-      </w:r>
-      <w:r>
-        <w:rPr>
-          <w:rFonts w:ascii="Times New Roman" w:hAnsi="Times New Roman" w:eastAsia="黑体"/>
-          <w:b w:val="0"/>
-          <w:color w:val="888888"/>
-          <w:sz w:val="24"/>
-        </w:rPr>
-        <w:t>AI 眼镜越做越重，有人却在做一副不像AI眼镜的AI眼镜</w:t>
-      </w:r>
-    </w:p>
-    <w:p>
-      <w:r>
-        <w:rPr>
-          <w:rFonts w:ascii="Times New Roman" w:hAnsi="Times New Roman" w:eastAsia="宋体"/>
-          <w:color w:val="888888"/>
-          <w:sz w:val="18"/>
-        </w:rPr>
-        <w:t>来源:Bing新闻 | 时间:09-08 11:42</w:t>
-      </w:r>
-    </w:p>
-    <w:p>
-      <w:r>
-        <w:rPr>
-          <w:rFonts w:ascii="Times New Roman" w:hAnsi="Times New Roman" w:eastAsia="宋体"/>
-          <w:sz w:val="18"/>
-        </w:rPr>
-        <w:t>链接:</w:t>
-      </w:r>
-      <w:hyperlink r:id="rId26">
-        <w:r>
-          <w:rPr>
-            <w:color w:val="0563C1"/>
-            <w:u w:val="single"/>
-          </w:rPr>
-          <w:t>AI 眼镜越做越重，有人却在做一副不像AI眼镜的AI眼镜</w:t>
+          <w:t>阿里创投、博裕创投、联想创投先后下注，AI眼镜的“第三条路”有何不同？</w:t>
         </w:r>
       </w:hyperlink>
     </w:p>
@@ -1000,7 +1153,7 @@
           <w:color w:val="888888"/>
           <w:sz w:val="24"/>
         </w:rPr>
-        <w:t>京东物流宣布 5 年内采购 300 万台机器人，打造全球最大的机器人维修服务网络</w:t>
+        <w:t>行业首个开放世界全天候商业交付级具身智能架构，万勋科技发布 NOVA2.0 柔性具身大脑</w:t>
       </w:r>
     </w:p>
     <w:p>
@@ -1010,7 +1163,7 @@
           <w:color w:val="888888"/>
           <w:sz w:val="18"/>
         </w:rPr>
-        <w:t>来源:IT之家 | 时间:09-09 13:21</w:t>
+        <w:t>来源:IT之家 | 时间:09-09 17:12</w:t>
       </w:r>
     </w:p>
     <w:p>
@@ -1021,13 +1174,13 @@
         </w:rPr>
         <w:t>链接:</w:t>
       </w:r>
-      <w:hyperlink r:id="rId27">
+      <w:hyperlink r:id="rId30">
         <w:r>
           <w:rPr>
             <w:color w:val="0563C1"/>
             <w:u w:val="single"/>
           </w:rPr>
-          <w:t>京东物流宣布 5 年内采购 300 万台机器人，打造全球最大的机器人维修服务网络</w:t>
+          <w:t>行业首个开放世界全天候商业交付级具身智能架构，万勋科技发布 NOVA2.0 柔性具身大脑</w:t>
         </w:r>
       </w:hyperlink>
     </w:p>
@@ -1051,7 +1204,7 @@
           <w:color w:val="888888"/>
           <w:sz w:val="24"/>
         </w:rPr>
-        <w:t>用牛蛙骨骼肌实现“机械飞升”，中国科学院沈阳自动化所研制无线光控类生命蝠鲼机器人</w:t>
+        <w:t>京东七鲜小厨智能移动餐车亮相服贸会，搭载 3 台炒菜机器人</w:t>
       </w:r>
     </w:p>
     <w:p>
@@ -1061,7 +1214,7 @@
           <w:color w:val="888888"/>
           <w:sz w:val="18"/>
         </w:rPr>
-        <w:t>来源:IT之家 | 时间:09-09 12:11</w:t>
+        <w:t>来源:IT之家 | 时间:09-09 17:11</w:t>
       </w:r>
     </w:p>
     <w:p>
@@ -1072,13 +1225,13 @@
         </w:rPr>
         <w:t>链接:</w:t>
       </w:r>
-      <w:hyperlink r:id="rId28">
+      <w:hyperlink r:id="rId31">
         <w:r>
           <w:rPr>
             <w:color w:val="0563C1"/>
             <w:u w:val="single"/>
           </w:rPr>
-          <w:t>用牛蛙骨骼肌实现“机械飞升”，中国科学院沈阳自动化所研制无线光控类生命蝠鲼机器人</w:t>
+          <w:t>京东七鲜小厨智能移动餐车亮相服贸会，搭载 3 台炒菜机器人</w:t>
         </w:r>
       </w:hyperlink>
     </w:p>
@@ -1112,6 +1265,23 @@
       </w:r>
     </w:p>
     <w:p>
+      <w:r>
+        <w:t>本线口暂无重要更新</w:t>
+      </w:r>
+    </w:p>
+    <w:p>
+      <w:pPr>
+        <w:pStyle w:val="Heading2"/>
+      </w:pPr>
+      <w:r>
+        <w:rPr>
+          <w:rFonts w:ascii="Times New Roman" w:hAnsi="Times New Roman" w:eastAsia="黑体"/>
+          <w:sz w:val="28"/>
+        </w:rPr>
+        <w:t>游戏/电竞/平台公司</w:t>
+      </w:r>
+    </w:p>
+    <w:p>
       <w:pPr>
         <w:pStyle w:val="Heading3"/>
       </w:pPr>
@@ -1131,7 +1301,7 @@
           <w:color w:val="888888"/>
           <w:sz w:val="24"/>
         </w:rPr>
-        <w:t>人民币跨境支付系统与 11 家外资银行签约</w:t>
+        <w:t>英伟达 DLSS 5 可大幅提升老游戏画面效果，堪比高清重制</w:t>
       </w:r>
     </w:p>
     <w:p>
@@ -1141,7 +1311,7 @@
           <w:color w:val="888888"/>
           <w:sz w:val="18"/>
         </w:rPr>
-        <w:t>来源:IT之家 | 时间:09-09 10:16</w:t>
+        <w:t>来源:IT之家 | 时间:09-09 17:55</w:t>
       </w:r>
     </w:p>
     <w:p>
@@ -1152,27 +1322,15 @@
         </w:rPr>
         <w:t>链接:</w:t>
       </w:r>
-      <w:hyperlink r:id="rId29">
+      <w:hyperlink r:id="rId32">
         <w:r>
           <w:rPr>
             <w:color w:val="0563C1"/>
             <w:u w:val="single"/>
           </w:rPr>
-          <w:t>人民币跨境支付系统与 11 家外资银行签约</w:t>
+          <w:t>英伟达 DLSS 5 可大幅提升老游戏画面效果，堪比高清重制</w:t>
         </w:r>
       </w:hyperlink>
-    </w:p>
-    <w:p>
-      <w:pPr>
-        <w:pStyle w:val="Heading2"/>
-      </w:pPr>
-      <w:r>
-        <w:rPr>
-          <w:rFonts w:ascii="Times New Roman" w:hAnsi="Times New Roman" w:eastAsia="黑体"/>
-          <w:sz w:val="28"/>
-        </w:rPr>
-        <w:t>游戏/电竞/平台公司</w:t>
-      </w:r>
     </w:p>
     <w:p>
       <w:pPr>
@@ -1215,7 +1373,7 @@
         </w:rPr>
         <w:t>链接:</w:t>
       </w:r>
-      <w:hyperlink r:id="rId30">
+      <w:hyperlink r:id="rId33">
         <w:r>
           <w:rPr>
             <w:color w:val="0563C1"/>
@@ -1266,115 +1424,13 @@
         </w:rPr>
         <w:t>链接:</w:t>
       </w:r>
-      <w:hyperlink r:id="rId31">
+      <w:hyperlink r:id="rId34">
         <w:r>
           <w:rPr>
             <w:color w:val="0563C1"/>
             <w:u w:val="single"/>
           </w:rPr>
           <w:t>“照片级FPS游戏”技惊四座！《Bodycam》更新爆卖，玩家痛呼“远离战争珍惜和平”</w:t>
-        </w:r>
-      </w:hyperlink>
-    </w:p>
-    <w:p>
-      <w:pPr>
-        <w:pStyle w:val="Heading3"/>
-      </w:pPr>
-      <w:r>
-        <w:rPr>
-          <w:rFonts w:ascii="Times New Roman" w:hAnsi="Times New Roman" w:eastAsia="黑体"/>
-          <w:b w:val="0"/>
-          <w:color w:val="888888"/>
-          <w:sz w:val="24"/>
-        </w:rPr>
-        <w:t>【C级·参考】</w:t>
-      </w:r>
-      <w:r>
-        <w:rPr>
-          <w:rFonts w:ascii="Times New Roman" w:hAnsi="Times New Roman" w:eastAsia="黑体"/>
-          <w:b w:val="0"/>
-          <w:color w:val="888888"/>
-          <w:sz w:val="24"/>
-        </w:rPr>
-        <w:t>海盗船推出 TC80 电竞椅：历经 30 余项严格测试，199.99 美元</w:t>
-      </w:r>
-    </w:p>
-    <w:p>
-      <w:r>
-        <w:rPr>
-          <w:rFonts w:ascii="Times New Roman" w:hAnsi="Times New Roman" w:eastAsia="宋体"/>
-          <w:color w:val="888888"/>
-          <w:sz w:val="18"/>
-        </w:rPr>
-        <w:t>来源:IT之家 | 时间:09-09 11:01</w:t>
-      </w:r>
-    </w:p>
-    <w:p>
-      <w:r>
-        <w:rPr>
-          <w:rFonts w:ascii="Times New Roman" w:hAnsi="Times New Roman" w:eastAsia="宋体"/>
-          <w:sz w:val="18"/>
-        </w:rPr>
-        <w:t>链接:</w:t>
-      </w:r>
-      <w:hyperlink r:id="rId32">
-        <w:r>
-          <w:rPr>
-            <w:color w:val="0563C1"/>
-            <w:u w:val="single"/>
-          </w:rPr>
-          <w:t>海盗船推出 TC80 电竞椅：历经 30 余项严格测试，199.99 美元</w:t>
-        </w:r>
-      </w:hyperlink>
-    </w:p>
-    <w:p>
-      <w:pPr>
-        <w:pStyle w:val="Heading3"/>
-      </w:pPr>
-      <w:r>
-        <w:rPr>
-          <w:rFonts w:ascii="Times New Roman" w:hAnsi="Times New Roman" w:eastAsia="黑体"/>
-          <w:b w:val="0"/>
-          <w:color w:val="888888"/>
-          <w:sz w:val="24"/>
-        </w:rPr>
-        <w:t>【C级·参考】</w:t>
-      </w:r>
-      <w:r>
-        <w:rPr>
-          <w:rFonts w:ascii="Times New Roman" w:hAnsi="Times New Roman" w:eastAsia="黑体"/>
-          <w:b w:val="0"/>
-          <w:color w:val="888888"/>
-          <w:sz w:val="24"/>
-        </w:rPr>
-        <w:t>【IT之家图赏】 ROG 枪神 10X 电竞 PC 主机实拍：独一无二赛博全息投影加持</w:t>
-      </w:r>
-    </w:p>
-    <w:p>
-      <w:r>
-        <w:rPr>
-          <w:rFonts w:ascii="Times New Roman" w:hAnsi="Times New Roman" w:eastAsia="宋体"/>
-          <w:color w:val="888888"/>
-          <w:sz w:val="18"/>
-        </w:rPr>
-        <w:t>来源:IT之家 | 时间:09-09 11:01</w:t>
-      </w:r>
-    </w:p>
-    <w:p>
-      <w:r>
-        <w:rPr>
-          <w:rFonts w:ascii="Times New Roman" w:hAnsi="Times New Roman" w:eastAsia="宋体"/>
-          <w:sz w:val="18"/>
-        </w:rPr>
-        <w:t>链接:</w:t>
-      </w:r>
-      <w:hyperlink r:id="rId33">
-        <w:r>
-          <w:rPr>
-            <w:color w:val="0563C1"/>
-            <w:u w:val="single"/>
-          </w:rPr>
-          <w:t>【IT之家图赏】 ROG 枪神 10X 电竞 PC 主机实拍：独一无二赛博全息投影加持</w:t>
         </w:r>
       </w:hyperlink>
     </w:p>
@@ -1419,7 +1475,7 @@
         </w:rPr>
         <w:t>链接:</w:t>
       </w:r>
-      <w:hyperlink r:id="rId34">
+      <w:hyperlink r:id="rId35">
         <w:r>
           <w:rPr>
             <w:color w:val="0563C1"/>
@@ -1470,7 +1526,7 @@
         </w:rPr>
         <w:t>链接:</w:t>
       </w:r>
-      <w:hyperlink r:id="rId35">
+      <w:hyperlink r:id="rId36">
         <w:r>
           <w:rPr>
             <w:color w:val="0563C1"/>
@@ -1521,7 +1577,7 @@
         </w:rPr>
         <w:t>链接:</w:t>
       </w:r>
-      <w:hyperlink r:id="rId36">
+      <w:hyperlink r:id="rId37">
         <w:r>
           <w:rPr>
             <w:color w:val="0563C1"/>
@@ -1530,6 +1586,18 @@
           <w:t>从三折叠到阔直屏：鸿蒙7如何打开游戏体验新空间</w:t>
         </w:r>
       </w:hyperlink>
+    </w:p>
+    <w:p>
+      <w:pPr>
+        <w:pStyle w:val="Heading2"/>
+      </w:pPr>
+      <w:r>
+        <w:rPr>
+          <w:rFonts w:ascii="Times New Roman" w:hAnsi="Times New Roman" w:eastAsia="黑体"/>
+          <w:sz w:val="28"/>
+        </w:rPr>
+        <w:t>消费/以旧换新/新餐饮</w:t>
+      </w:r>
     </w:p>
     <w:p>
       <w:pPr>
@@ -1551,7 +1619,7 @@
           <w:color w:val="888888"/>
           <w:sz w:val="24"/>
         </w:rPr>
-        <w:t>“花不完腾讯钱”、离开腾讯的团队，做出Steam 24万在线爆款？</w:t>
+        <w:t>乘联分会：8 月国内狭义乘用车市场零售销量 154.1 万辆同比下降 23.6%，新能源渗透率 65.2% 再创新高</w:t>
       </w:r>
     </w:p>
     <w:p>
@@ -1561,58 +1629,7 @@
           <w:color w:val="888888"/>
           <w:sz w:val="18"/>
         </w:rPr>
-        <w:t>来源:GameLook | 时间:09-08 10:53</w:t>
-      </w:r>
-    </w:p>
-    <w:p>
-      <w:r>
-        <w:rPr>
-          <w:rFonts w:ascii="Times New Roman" w:hAnsi="Times New Roman" w:eastAsia="宋体"/>
-          <w:sz w:val="18"/>
-        </w:rPr>
-        <w:t>链接:</w:t>
-      </w:r>
-      <w:hyperlink r:id="rId37">
-        <w:r>
-          <w:rPr>
-            <w:color w:val="0563C1"/>
-            <w:u w:val="single"/>
-          </w:rPr>
-          <w:t>“花不完腾讯钱”、离开腾讯的团队，做出Steam 24万在线爆款？</w:t>
-        </w:r>
-      </w:hyperlink>
-    </w:p>
-    <w:p>
-      <w:pPr>
-        <w:pStyle w:val="Heading3"/>
-      </w:pPr>
-      <w:r>
-        <w:rPr>
-          <w:rFonts w:ascii="Times New Roman" w:hAnsi="Times New Roman" w:eastAsia="黑体"/>
-          <w:b w:val="0"/>
-          <w:color w:val="888888"/>
-          <w:sz w:val="24"/>
-        </w:rPr>
-        <w:t>【C级·参考】</w:t>
-      </w:r>
-      <w:r>
-        <w:rPr>
-          <w:rFonts w:ascii="Times New Roman" w:hAnsi="Times New Roman" w:eastAsia="黑体"/>
-          <w:b w:val="0"/>
-          <w:color w:val="888888"/>
-          <w:sz w:val="24"/>
-        </w:rPr>
-        <w:t>韩文化部拼了“力挺3A与独游”！送钱送办公室、游戏公司贷款直接“贴息担保”</w:t>
-      </w:r>
-    </w:p>
-    <w:p>
-      <w:r>
-        <w:rPr>
-          <w:rFonts w:ascii="Times New Roman" w:hAnsi="Times New Roman" w:eastAsia="宋体"/>
-          <w:color w:val="888888"/>
-          <w:sz w:val="18"/>
-        </w:rPr>
-        <w:t>来源:GameLook | 时间:09-08 10:20</w:t>
+        <w:t>来源:IT之家 | 时间:09-09 16:44</w:t>
       </w:r>
     </w:p>
     <w:p>
@@ -1629,26 +1646,9 @@
             <w:color w:val="0563C1"/>
             <w:u w:val="single"/>
           </w:rPr>
-          <w:t>韩文化部拼了“力挺3A与独游”！送钱送办公室、游戏公司贷款直接“贴息担保”</w:t>
+          <w:t>乘联分会：8 月国内狭义乘用车市场零售销量 154.1 万辆同比下降 23.6%，新能源渗透率 65.2% 再创新高</w:t>
         </w:r>
       </w:hyperlink>
-    </w:p>
-    <w:p>
-      <w:pPr>
-        <w:pStyle w:val="Heading2"/>
-      </w:pPr>
-      <w:r>
-        <w:rPr>
-          <w:rFonts w:ascii="Times New Roman" w:hAnsi="Times New Roman" w:eastAsia="黑体"/>
-          <w:sz w:val="28"/>
-        </w:rPr>
-        <w:t>消费/以旧换新/新餐饮</w:t>
-      </w:r>
-    </w:p>
-    <w:p>
-      <w:r>
-        <w:t>本线口暂无重要更新</w:t>
-      </w:r>
     </w:p>
     <w:p>
       <w:pPr>
@@ -1676,7 +1676,7 @@
           <w:rFonts w:ascii="Times New Roman" w:hAnsi="Times New Roman" w:eastAsia="宋体"/>
           <w:sz w:val="18"/>
         </w:rPr>
-        <w:t>IT之家(60)、GameLook(15)、HackerNews(5)、Bing新闻(8)</w:t>
+        <w:t>IT之家(60)、GameLook(15)、HackerNews(7)、Bing新闻(8)</w:t>
       </w:r>
     </w:p>
     <w:p>

--- a/briefings/线口监测午报-2026-09-09.docx
+++ b/briefings/线口监测午报-2026-09-09.docx
@@ -22,7 +22,7 @@
           <w:color w:val="888888"/>
           <w:sz w:val="18"/>
         </w:rPr>
-        <w:t>监测窗口:近48小时 | 生成时间:2026-09-09 20:17</w:t>
+        <w:t>监测窗口:近48小时 | 生成时间:2026-09-09 20:55</w:t>
       </w:r>
     </w:p>
     <w:p>
@@ -682,108 +682,6 @@
           <w:color w:val="888888"/>
           <w:sz w:val="24"/>
         </w:rPr>
-        <w:t>OpenAI 奥尔特曼传记影片《Artificial》首支预告公开，展示“地堡”场景</w:t>
-      </w:r>
-    </w:p>
-    <w:p>
-      <w:r>
-        <w:rPr>
-          <w:rFonts w:ascii="Times New Roman" w:hAnsi="Times New Roman" w:eastAsia="宋体"/>
-          <w:color w:val="888888"/>
-          <w:sz w:val="18"/>
-        </w:rPr>
-        <w:t>来源:IT之家 | 时间:09-09 16:36</w:t>
-      </w:r>
-    </w:p>
-    <w:p>
-      <w:r>
-        <w:rPr>
-          <w:rFonts w:ascii="Times New Roman" w:hAnsi="Times New Roman" w:eastAsia="宋体"/>
-          <w:sz w:val="18"/>
-        </w:rPr>
-        <w:t>链接:</w:t>
-      </w:r>
-      <w:hyperlink r:id="rId21">
-        <w:r>
-          <w:rPr>
-            <w:color w:val="0563C1"/>
-            <w:u w:val="single"/>
-          </w:rPr>
-          <w:t>OpenAI 奥尔特曼传记影片《Artificial》首支预告公开，展示“地堡”场景</w:t>
-        </w:r>
-      </w:hyperlink>
-    </w:p>
-    <w:p>
-      <w:pPr>
-        <w:pStyle w:val="Heading3"/>
-      </w:pPr>
-      <w:r>
-        <w:rPr>
-          <w:rFonts w:ascii="Times New Roman" w:hAnsi="Times New Roman" w:eastAsia="黑体"/>
-          <w:b w:val="0"/>
-          <w:color w:val="888888"/>
-          <w:sz w:val="24"/>
-        </w:rPr>
-        <w:t>【C级·参考】</w:t>
-      </w:r>
-      <w:r>
-        <w:rPr>
-          <w:rFonts w:ascii="Times New Roman" w:hAnsi="Times New Roman" w:eastAsia="黑体"/>
-          <w:b w:val="0"/>
-          <w:color w:val="888888"/>
-          <w:sz w:val="24"/>
-        </w:rPr>
-        <w:t>AZZA 推出 AI 工作站机箱 TRAIL，支持塔式 / 机架部署</w:t>
-      </w:r>
-    </w:p>
-    <w:p>
-      <w:r>
-        <w:rPr>
-          <w:rFonts w:ascii="Times New Roman" w:hAnsi="Times New Roman" w:eastAsia="宋体"/>
-          <w:color w:val="888888"/>
-          <w:sz w:val="18"/>
-        </w:rPr>
-        <w:t>来源:IT之家 | 时间:09-09 16:06</w:t>
-      </w:r>
-    </w:p>
-    <w:p>
-      <w:r>
-        <w:rPr>
-          <w:rFonts w:ascii="Times New Roman" w:hAnsi="Times New Roman" w:eastAsia="宋体"/>
-          <w:sz w:val="18"/>
-        </w:rPr>
-        <w:t>链接:</w:t>
-      </w:r>
-      <w:hyperlink r:id="rId22">
-        <w:r>
-          <w:rPr>
-            <w:color w:val="0563C1"/>
-            <w:u w:val="single"/>
-          </w:rPr>
-          <w:t>AZZA 推出 AI 工作站机箱 TRAIL，支持塔式 / 机架部署</w:t>
-        </w:r>
-      </w:hyperlink>
-    </w:p>
-    <w:p>
-      <w:pPr>
-        <w:pStyle w:val="Heading3"/>
-      </w:pPr>
-      <w:r>
-        <w:rPr>
-          <w:rFonts w:ascii="Times New Roman" w:hAnsi="Times New Roman" w:eastAsia="黑体"/>
-          <w:b w:val="0"/>
-          <w:color w:val="888888"/>
-          <w:sz w:val="24"/>
-        </w:rPr>
-        <w:t>【C级·参考】</w:t>
-      </w:r>
-      <w:r>
-        <w:rPr>
-          <w:rFonts w:ascii="Times New Roman" w:hAnsi="Times New Roman" w:eastAsia="黑体"/>
-          <w:b w:val="0"/>
-          <w:color w:val="888888"/>
-          <w:sz w:val="24"/>
-        </w:rPr>
         <w:t>“Tweet” and the bird logo apparently enter the public domain</w:t>
       </w:r>
     </w:p>
@@ -805,7 +703,7 @@
         </w:rPr>
         <w:t>链接:</w:t>
       </w:r>
-      <w:hyperlink r:id="rId23">
+      <w:hyperlink r:id="rId21">
         <w:r>
           <w:rPr>
             <w:color w:val="0563C1"/>
@@ -856,7 +754,7 @@
         </w:rPr>
         <w:t>链接:</w:t>
       </w:r>
-      <w:hyperlink r:id="rId24">
+      <w:hyperlink r:id="rId22">
         <w:r>
           <w:rPr>
             <w:color w:val="0563C1"/>
@@ -907,7 +805,7 @@
         </w:rPr>
         <w:t>链接:</w:t>
       </w:r>
-      <w:hyperlink r:id="rId25">
+      <w:hyperlink r:id="rId23">
         <w:r>
           <w:rPr>
             <w:color w:val="0563C1"/>
@@ -958,7 +856,7 @@
         </w:rPr>
         <w:t>链接:</w:t>
       </w:r>
-      <w:hyperlink r:id="rId26">
+      <w:hyperlink r:id="rId24">
         <w:r>
           <w:rPr>
             <w:color w:val="0563C1"/>
@@ -1009,7 +907,7 @@
         </w:rPr>
         <w:t>链接:</w:t>
       </w:r>
-      <w:hyperlink r:id="rId27">
+      <w:hyperlink r:id="rId25">
         <w:r>
           <w:rPr>
             <w:color w:val="0563C1"/>
@@ -1018,6 +916,18 @@
           <w:t>智能体“入镜”，AI眼镜悄然开启下一程</w:t>
         </w:r>
       </w:hyperlink>
+    </w:p>
+    <w:p>
+      <w:pPr>
+        <w:pStyle w:val="Heading2"/>
+      </w:pPr>
+      <w:r>
+        <w:rPr>
+          <w:rFonts w:ascii="Times New Roman" w:hAnsi="Times New Roman" w:eastAsia="黑体"/>
+          <w:sz w:val="28"/>
+        </w:rPr>
+        <w:t>机器人/AI硬件</w:t>
+      </w:r>
     </w:p>
     <w:p>
       <w:pPr>
@@ -1039,7 +949,7 @@
           <w:color w:val="888888"/>
           <w:sz w:val="24"/>
         </w:rPr>
-        <w:t>Tao: Open math problems being non-renewably mined by AI</w:t>
+        <w:t>我国发布第八批新职业：具身智能机器人应用技术员等 11 个新职业、新能源汽车检测员等 23 个新工种</w:t>
       </w:r>
     </w:p>
     <w:p>
@@ -1049,7 +959,7 @@
           <w:color w:val="888888"/>
           <w:sz w:val="18"/>
         </w:rPr>
-        <w:t>来源:Hacker News | 时间:09-09 05:00</w:t>
+        <w:t>来源:IT之家 | 时间:09-09 20:35</w:t>
       </w:r>
     </w:p>
     <w:p>
@@ -1060,78 +970,15 @@
         </w:rPr>
         <w:t>链接:</w:t>
       </w:r>
-      <w:hyperlink r:id="rId28">
+      <w:hyperlink r:id="rId26">
         <w:r>
           <w:rPr>
             <w:color w:val="0563C1"/>
             <w:u w:val="single"/>
           </w:rPr>
-          <w:t>Tao: Open math problems being non-renewably mined by AI</w:t>
+          <w:t>我国发布第八批新职业：具身智能机器人应用技术员等 11 个新职业、新能源汽车检测员等 23 个新工种</w:t>
         </w:r>
       </w:hyperlink>
-    </w:p>
-    <w:p>
-      <w:pPr>
-        <w:pStyle w:val="Heading3"/>
-      </w:pPr>
-      <w:r>
-        <w:rPr>
-          <w:rFonts w:ascii="Times New Roman" w:hAnsi="Times New Roman" w:eastAsia="黑体"/>
-          <w:b w:val="0"/>
-          <w:color w:val="888888"/>
-          <w:sz w:val="24"/>
-        </w:rPr>
-        <w:t>【C级·参考】</w:t>
-      </w:r>
-      <w:r>
-        <w:rPr>
-          <w:rFonts w:ascii="Times New Roman" w:hAnsi="Times New Roman" w:eastAsia="黑体"/>
-          <w:b w:val="0"/>
-          <w:color w:val="888888"/>
-          <w:sz w:val="24"/>
-        </w:rPr>
-        <w:t>阿里创投、博裕创投、联想创投先后下注，AI眼镜的“第三条路”有何不同？</w:t>
-      </w:r>
-    </w:p>
-    <w:p>
-      <w:r>
-        <w:rPr>
-          <w:rFonts w:ascii="Times New Roman" w:hAnsi="Times New Roman" w:eastAsia="宋体"/>
-          <w:color w:val="888888"/>
-          <w:sz w:val="18"/>
-        </w:rPr>
-        <w:t>来源:Bing新闻 | 时间:09-09 04:33</w:t>
-      </w:r>
-    </w:p>
-    <w:p>
-      <w:r>
-        <w:rPr>
-          <w:rFonts w:ascii="Times New Roman" w:hAnsi="Times New Roman" w:eastAsia="宋体"/>
-          <w:sz w:val="18"/>
-        </w:rPr>
-        <w:t>链接:</w:t>
-      </w:r>
-      <w:hyperlink r:id="rId29">
-        <w:r>
-          <w:rPr>
-            <w:color w:val="0563C1"/>
-            <w:u w:val="single"/>
-          </w:rPr>
-          <w:t>阿里创投、博裕创投、联想创投先后下注，AI眼镜的“第三条路”有何不同？</w:t>
-        </w:r>
-      </w:hyperlink>
-    </w:p>
-    <w:p>
-      <w:pPr>
-        <w:pStyle w:val="Heading2"/>
-      </w:pPr>
-      <w:r>
-        <w:rPr>
-          <w:rFonts w:ascii="Times New Roman" w:hAnsi="Times New Roman" w:eastAsia="黑体"/>
-          <w:sz w:val="28"/>
-        </w:rPr>
-        <w:t>机器人/AI硬件</w:t>
-      </w:r>
     </w:p>
     <w:p>
       <w:pPr>
@@ -1174,7 +1021,7 @@
         </w:rPr>
         <w:t>链接:</w:t>
       </w:r>
-      <w:hyperlink r:id="rId30">
+      <w:hyperlink r:id="rId27">
         <w:r>
           <w:rPr>
             <w:color w:val="0563C1"/>
@@ -1225,7 +1072,7 @@
         </w:rPr>
         <w:t>链接:</w:t>
       </w:r>
-      <w:hyperlink r:id="rId31">
+      <w:hyperlink r:id="rId28">
         <w:r>
           <w:rPr>
             <w:color w:val="0563C1"/>
@@ -1301,6 +1148,57 @@
           <w:color w:val="888888"/>
           <w:sz w:val="24"/>
         </w:rPr>
+        <w:t>V社要求澳大利亚 Steam 玩家购买 18+ 游戏时，使用信用卡验证年龄</w:t>
+      </w:r>
+    </w:p>
+    <w:p>
+      <w:r>
+        <w:rPr>
+          <w:rFonts w:ascii="Times New Roman" w:hAnsi="Times New Roman" w:eastAsia="宋体"/>
+          <w:color w:val="888888"/>
+          <w:sz w:val="18"/>
+        </w:rPr>
+        <w:t>来源:IT之家 | 时间:09-09 20:47</w:t>
+      </w:r>
+    </w:p>
+    <w:p>
+      <w:r>
+        <w:rPr>
+          <w:rFonts w:ascii="Times New Roman" w:hAnsi="Times New Roman" w:eastAsia="宋体"/>
+          <w:sz w:val="18"/>
+        </w:rPr>
+        <w:t>链接:</w:t>
+      </w:r>
+      <w:hyperlink r:id="rId29">
+        <w:r>
+          <w:rPr>
+            <w:color w:val="0563C1"/>
+            <w:u w:val="single"/>
+          </w:rPr>
+          <w:t>V社要求澳大利亚 Steam 玩家购买 18+ 游戏时，使用信用卡验证年龄</w:t>
+        </w:r>
+      </w:hyperlink>
+    </w:p>
+    <w:p>
+      <w:pPr>
+        <w:pStyle w:val="Heading3"/>
+      </w:pPr>
+      <w:r>
+        <w:rPr>
+          <w:rFonts w:ascii="Times New Roman" w:hAnsi="Times New Roman" w:eastAsia="黑体"/>
+          <w:b w:val="0"/>
+          <w:color w:val="888888"/>
+          <w:sz w:val="24"/>
+        </w:rPr>
+        <w:t>【C级·参考】</w:t>
+      </w:r>
+      <w:r>
+        <w:rPr>
+          <w:rFonts w:ascii="Times New Roman" w:hAnsi="Times New Roman" w:eastAsia="黑体"/>
+          <w:b w:val="0"/>
+          <w:color w:val="888888"/>
+          <w:sz w:val="24"/>
+        </w:rPr>
         <w:t>英伟达 DLSS 5 可大幅提升老游戏画面效果，堪比高清重制</w:t>
       </w:r>
     </w:p>
@@ -1322,7 +1220,7 @@
         </w:rPr>
         <w:t>链接:</w:t>
       </w:r>
-      <w:hyperlink r:id="rId32">
+      <w:hyperlink r:id="rId30">
         <w:r>
           <w:rPr>
             <w:color w:val="0563C1"/>
@@ -1373,7 +1271,7 @@
         </w:rPr>
         <w:t>链接:</w:t>
       </w:r>
-      <w:hyperlink r:id="rId33">
+      <w:hyperlink r:id="rId31">
         <w:r>
           <w:rPr>
             <w:color w:val="0563C1"/>
@@ -1424,7 +1322,7 @@
         </w:rPr>
         <w:t>链接:</w:t>
       </w:r>
-      <w:hyperlink r:id="rId34">
+      <w:hyperlink r:id="rId32">
         <w:r>
           <w:rPr>
             <w:color w:val="0563C1"/>
@@ -1475,7 +1373,7 @@
         </w:rPr>
         <w:t>链接:</w:t>
       </w:r>
-      <w:hyperlink r:id="rId35">
+      <w:hyperlink r:id="rId33">
         <w:r>
           <w:rPr>
             <w:color w:val="0563C1"/>
@@ -1526,7 +1424,7 @@
         </w:rPr>
         <w:t>链接:</w:t>
       </w:r>
-      <w:hyperlink r:id="rId36">
+      <w:hyperlink r:id="rId34">
         <w:r>
           <w:rPr>
             <w:color w:val="0563C1"/>
@@ -1577,7 +1475,7 @@
         </w:rPr>
         <w:t>链接:</w:t>
       </w:r>
-      <w:hyperlink r:id="rId37">
+      <w:hyperlink r:id="rId35">
         <w:r>
           <w:rPr>
             <w:color w:val="0563C1"/>
@@ -1598,6 +1496,108 @@
         </w:rPr>
         <w:t>消费/以旧换新/新餐饮</w:t>
       </w:r>
+    </w:p>
+    <w:p>
+      <w:pPr>
+        <w:pStyle w:val="Heading3"/>
+      </w:pPr>
+      <w:r>
+        <w:rPr>
+          <w:rFonts w:ascii="Times New Roman" w:hAnsi="Times New Roman" w:eastAsia="黑体"/>
+          <w:b w:val="0"/>
+          <w:color w:val="888888"/>
+          <w:sz w:val="24"/>
+        </w:rPr>
+        <w:t>【C级·参考】</w:t>
+      </w:r>
+      <w:r>
+        <w:rPr>
+          <w:rFonts w:ascii="Times New Roman" w:hAnsi="Times New Roman" w:eastAsia="黑体"/>
+          <w:b w:val="0"/>
+          <w:color w:val="888888"/>
+          <w:sz w:val="24"/>
+        </w:rPr>
+        <w:t>小米米家洗衣机 Pro 超电解新风系列开售：12kg 容量，国补到手价 3484.2 元起</w:t>
+      </w:r>
+    </w:p>
+    <w:p>
+      <w:r>
+        <w:rPr>
+          <w:rFonts w:ascii="Times New Roman" w:hAnsi="Times New Roman" w:eastAsia="宋体"/>
+          <w:color w:val="888888"/>
+          <w:sz w:val="18"/>
+        </w:rPr>
+        <w:t>来源:IT之家 | 时间:09-09 20:40</w:t>
+      </w:r>
+    </w:p>
+    <w:p>
+      <w:r>
+        <w:rPr>
+          <w:rFonts w:ascii="Times New Roman" w:hAnsi="Times New Roman" w:eastAsia="宋体"/>
+          <w:sz w:val="18"/>
+        </w:rPr>
+        <w:t>链接:</w:t>
+      </w:r>
+      <w:hyperlink r:id="rId36">
+        <w:r>
+          <w:rPr>
+            <w:color w:val="0563C1"/>
+            <w:u w:val="single"/>
+          </w:rPr>
+          <w:t>小米米家洗衣机 Pro 超电解新风系列开售：12kg 容量，国补到手价 3484.2 元起</w:t>
+        </w:r>
+      </w:hyperlink>
+    </w:p>
+    <w:p>
+      <w:pPr>
+        <w:pStyle w:val="Heading3"/>
+      </w:pPr>
+      <w:r>
+        <w:rPr>
+          <w:rFonts w:ascii="Times New Roman" w:hAnsi="Times New Roman" w:eastAsia="黑体"/>
+          <w:b w:val="0"/>
+          <w:color w:val="888888"/>
+          <w:sz w:val="24"/>
+        </w:rPr>
+        <w:t>【C级·参考】</w:t>
+      </w:r>
+      <w:r>
+        <w:rPr>
+          <w:rFonts w:ascii="Times New Roman" w:hAnsi="Times New Roman" w:eastAsia="黑体"/>
+          <w:b w:val="0"/>
+          <w:color w:val="888888"/>
+          <w:sz w:val="24"/>
+        </w:rPr>
+        <w:t>小米米家洗衣机迷你双筒洗烘 5kg 开售，国补到手价 2699 元</w:t>
+      </w:r>
+    </w:p>
+    <w:p>
+      <w:r>
+        <w:rPr>
+          <w:rFonts w:ascii="Times New Roman" w:hAnsi="Times New Roman" w:eastAsia="宋体"/>
+          <w:color w:val="888888"/>
+          <w:sz w:val="18"/>
+        </w:rPr>
+        <w:t>来源:IT之家 | 时间:09-09 20:21</w:t>
+      </w:r>
+    </w:p>
+    <w:p>
+      <w:r>
+        <w:rPr>
+          <w:rFonts w:ascii="Times New Roman" w:hAnsi="Times New Roman" w:eastAsia="宋体"/>
+          <w:sz w:val="18"/>
+        </w:rPr>
+        <w:t>链接:</w:t>
+      </w:r>
+      <w:hyperlink r:id="rId37">
+        <w:r>
+          <w:rPr>
+            <w:color w:val="0563C1"/>
+            <w:u w:val="single"/>
+          </w:rPr>
+          <w:t>小米米家洗衣机迷你双筒洗烘 5kg 开售，国补到手价 2699 元</w:t>
+        </w:r>
+      </w:hyperlink>
     </w:p>
     <w:p>
       <w:pPr>
@@ -1676,7 +1676,7 @@
           <w:rFonts w:ascii="Times New Roman" w:hAnsi="Times New Roman" w:eastAsia="宋体"/>
           <w:sz w:val="18"/>
         </w:rPr>
-        <w:t>IT之家(60)、GameLook(15)、HackerNews(7)、Bing新闻(8)</w:t>
+        <w:t>IT之家(60)、GameLook(15)、HackerNews(7)、Bing新闻(9)</w:t>
       </w:r>
     </w:p>
     <w:p>
